--- a/pr-preview/pr-314/linear-algebra-projections-tracked-changes.docx
+++ b/pr-preview/pr-314/linear-algebra-projections-tracked-changes.docx
@@ -16,7 +16,7 @@
       </w:pPr>
       <w:del w:id="1" w:author="PR Preview" w:date="2026-01-01T00:00:00Z">
         <w:r>
-          <w:delText xml:space="preserve">Last modified: 2026-10-15 13:39:21 (PDT)</w:delText>
+          <w:delText xml:space="preserve">Last modified: 2026-10-15 16:26:25 (PDT)</w:delText>
         </w:r>
       </w:del>
     </w:p>
@@ -26,11 +26,11 @@
       </w:pPr>
       <w:ins w:id="2" w:author="PR Preview" w:date="2026-01-01T00:00:00Z">
         <w:r>
-          <w:t xml:space="preserve">Last modified: 2026-10-15 13:35:37 (PDT)</w:t>
+          <w:t xml:space="preserve">Last modified: 2026-10-15 17:50:35 (PDT)</w:t>
         </w:r>
       </w:ins>
     </w:p>
-    <w:bookmarkStart w:id="149" w:name="design-matrix"/>
+    <w:bookmarkStart w:id="151" w:name="design-matrix"/>
     <w:p>
       <w:pPr>
         <w:pStyle w:val="Heading2"/>
@@ -1629,7 +1629,7 @@
           <w:rPr>
             <w:rStyle w:val="Hyperlink"/>
           </w:rPr>
-          <w:t xml:space="preserve">Definition 8</w:t>
+          <w:t xml:space="preserve">Definition 10</w:t>
         </w:r>
       </w:hyperlink>
       <w:r>
@@ -3119,11 +3119,11 @@
           <m:r>
             <m:t>  </m:t>
           </m:r>
-          <m:r>
-            <m:t>​</m:t>
-          </m:r>
           <m:sSup>
             <m:e>
+              <m:r>
+                <m:t>​</m:t>
+              </m:r>
               <m:d>
                 <m:dPr>
                   <m:begChr m:val="("/>
@@ -3158,6 +3158,9 @@
                   </m:r>
                 </m:e>
               </m:d>
+              <m:r>
+                <m:t>​</m:t>
+              </m:r>
             </m:e>
             <m:sup>
               <m:r>
@@ -3171,9 +3174,6 @@
               </m:r>
             </m:sup>
           </m:sSup>
-          <m:r>
-            <m:t>​</m:t>
-          </m:r>
           <m:r>
             <m:rPr>
               <m:sty m:val="p"/>
@@ -6534,7 +6534,7 @@
           <w:rPr>
             <w:rStyle w:val="Hyperlink"/>
           </w:rPr>
-          <w:t xml:space="preserve">Definition 8</w:t>
+          <w:t xml:space="preserve">Definition 10</w:t>
         </w:r>
       </w:hyperlink>
       <w:r>
@@ -54197,7 +54197,7 @@
     </w:p>
     <w:bookmarkEnd w:id="109"/>
     <w:bookmarkEnd w:id="110"/>
-    <w:bookmarkStart w:id="148" w:name="sec-solving-linear-systems"/>
+    <w:bookmarkStart w:id="150" w:name="sec-solving-linear-systems"/>
     <w:p>
       <w:pPr>
         <w:pStyle w:val="Heading3"/>
@@ -54519,7 +54519,7 @@
           <w:b/>
           <w:bCs/>
         </w:rPr>
-        <w:t xml:space="preserve">Definition 7 (Triangular matrix)</w:t>
+        <w:t xml:space="preserve">Definition 7 (Upper triangular matrix)</w:t>
       </w:r>
       <w:r>
         <w:t xml:space="preserve"> </w:t>
@@ -54626,6 +54626,20 @@
       <w:r>
         <w:t xml:space="preserve">.</w:t>
       </w:r>
+    </w:p>
+    <w:bookmarkEnd w:id="114"/>
+    <w:bookmarkStart w:id="115" w:name="def-lower-triangular-matrix"/>
+    <w:p>
+      <w:pPr>
+        <w:pStyle w:val="BodyText"/>
+      </w:pPr>
+      <w:r>
+        <w:rPr>
+          <w:b/>
+          <w:bCs/>
+        </w:rPr>
+        <w:t xml:space="preserve">Definition 8 (Lower triangular matrix)</w:t>
+      </w:r>
       <w:r>
         <w:t xml:space="preserve"> </w:t>
       </w:r>
@@ -54731,11 +54745,36 @@
       <w:r>
         <w:t xml:space="preserve">.</w:t>
       </w:r>
-      <w:r>
-        <w:t xml:space="preserve"> </w:t>
-      </w:r>
-      <w:r>
-        <w:t xml:space="preserve">A lower triangular matrix whose diagonal entries are all</w:t>
+    </w:p>
+    <w:bookmarkEnd w:id="115"/>
+    <w:bookmarkStart w:id="116" w:name="def-unit-lower-triangular-matrix"/>
+    <w:p>
+      <w:pPr>
+        <w:pStyle w:val="BodyText"/>
+      </w:pPr>
+      <w:r>
+        <w:rPr>
+          <w:b/>
+          <w:bCs/>
+        </w:rPr>
+        <w:t xml:space="preserve">Definition 9 (Unit lower triangular matrix)</w:t>
+      </w:r>
+      <w:r>
+        <w:t xml:space="preserve"> </w:t>
+      </w:r>
+      <w:r>
+        <w:t xml:space="preserve">A lower triangular matrix (</w:t>
+      </w:r>
+      <w:hyperlink w:anchor="def-lower-triangular-matrix">
+        <w:r>
+          <w:rPr>
+            <w:rStyle w:val="Hyperlink"/>
+          </w:rPr>
+          <w:t xml:space="preserve">Definition 8</w:t>
+        </w:r>
+      </w:hyperlink>
+      <w:r>
+        <w:t xml:space="preserve">) whose diagonal entries are all</w:t>
       </w:r>
       <w:r>
         <w:t xml:space="preserve"> </w:t>
@@ -54765,8 +54804,8 @@
         <w:t xml:space="preserve">.</w:t>
       </w:r>
     </w:p>
-    <w:bookmarkEnd w:id="114"/>
-    <w:bookmarkStart w:id="116" w:name="exm-triangular-matrix"/>
+    <w:bookmarkEnd w:id="116"/>
+    <w:bookmarkStart w:id="118" w:name="exm-triangular-matrix"/>
     <w:p>
       <w:pPr>
         <w:pStyle w:val="BodyText"/>
@@ -55117,7 +55156,7 @@
       <w:r>
         <w:t xml:space="preserve">A diagonal matrix (</w:t>
       </w:r>
-      <w:hyperlink r:id="rId115">
+      <w:hyperlink r:id="rId117">
         <w:r>
           <w:rPr>
             <w:rStyle w:val="Hyperlink"/>
@@ -55287,8 +55326,8 @@
         <w:t xml:space="preserve">entry.</w:t>
       </w:r>
     </w:p>
-    <w:bookmarkEnd w:id="116"/>
-    <w:bookmarkStart w:id="117" w:name="thm-back-substitution"/>
+    <w:bookmarkEnd w:id="118"/>
+    <w:bookmarkStart w:id="119" w:name="thm-back-substitution"/>
     <w:p>
       <w:pPr>
         <w:pStyle w:val="FirstParagraph"/>
@@ -56026,7 +56065,7 @@
         <w:t xml:space="preserve">).</w:t>
       </w:r>
     </w:p>
-    <w:bookmarkEnd w:id="117"/>
+    <w:bookmarkEnd w:id="119"/>
     <w:p>
       <w:pPr>
         <w:pStyle w:val="BodyText"/>
@@ -57242,7 +57281,7 @@
         <w:t xml:space="preserve">and the same argument runs from the first row to the last.</w:t>
       </w:r>
     </w:p>
-    <w:bookmarkStart w:id="118" w:name="exm-back-substitution"/>
+    <w:bookmarkStart w:id="120" w:name="exm-back-substitution"/>
     <w:p>
       <w:pPr>
         <w:pStyle w:val="BodyText"/>
@@ -58164,8 +58203,8 @@
         <w:t xml:space="preserve">.</w:t>
       </w:r>
     </w:p>
-    <w:bookmarkEnd w:id="118"/>
-    <w:bookmarkStart w:id="119" w:name="thm-qr"/>
+    <w:bookmarkEnd w:id="120"/>
+    <w:bookmarkStart w:id="121" w:name="thm-qr"/>
     <w:p>
       <w:pPr>
         <w:pStyle w:val="BodyText"/>
@@ -58476,7 +58515,7 @@
         <w:t xml:space="preserve">) with positive diagonal entries.</w:t>
       </w:r>
     </w:p>
-    <w:bookmarkEnd w:id="119"/>
+    <w:bookmarkEnd w:id="121"/>
     <w:p>
       <w:pPr>
         <w:pStyle w:val="BodyText"/>
@@ -58598,7 +58637,7 @@
       <w:r>
         <w:t xml:space="preserve">(</w:t>
       </w:r>
-      <w:hyperlink r:id="rId120">
+      <w:hyperlink r:id="rId122">
         <w:r>
           <w:rPr>
             <w:rStyle w:val="Hyperlink"/>
@@ -58615,7 +58654,7 @@
       <w:r>
         <w:t xml:space="preserve">so the Gram-Schmidt process (</w:t>
       </w:r>
-      <w:hyperlink r:id="rId121">
+      <w:hyperlink r:id="rId123">
         <w:r>
           <w:rPr>
             <w:rStyle w:val="Hyperlink"/>
@@ -59720,7 +59759,7 @@
       <w:r>
         <w:t xml:space="preserve">(</w:t>
       </w:r>
-      <w:hyperlink r:id="rId122">
+      <w:hyperlink r:id="rId124">
         <w:r>
           <w:rPr>
             <w:rStyle w:val="Hyperlink"/>
@@ -60532,7 +60571,7 @@
         <w:t xml:space="preserve">.</w:t>
       </w:r>
     </w:p>
-    <w:bookmarkStart w:id="125" w:name="exm-qr"/>
+    <w:bookmarkStart w:id="127" w:name="exm-qr"/>
     <w:p>
       <w:pPr>
         <w:pStyle w:val="BodyText"/>
@@ -60768,7 +60807,7 @@
       <w:r>
         <w:t xml:space="preserve"> </w:t>
       </w:r>
-      <w:hyperlink r:id="rId123">
+      <w:hyperlink r:id="rId125">
         <w:r>
           <w:rPr>
             <w:rStyle w:val="Hyperlink"/>
@@ -60785,7 +60824,7 @@
       <w:r>
         <w:t xml:space="preserve"> </w:t>
       </w:r>
-      <w:hyperlink r:id="rId124">
+      <w:hyperlink r:id="rId126">
         <w:r>
           <w:rPr>
             <w:rStyle w:val="Hyperlink"/>
@@ -62091,8 +62130,8 @@
         </m:oMath>
       </m:oMathPara>
     </w:p>
-    <w:bookmarkEnd w:id="125"/>
-    <w:bookmarkStart w:id="126" w:name="def-least-squares"/>
+    <w:bookmarkEnd w:id="127"/>
+    <w:bookmarkStart w:id="128" w:name="def-least-squares"/>
     <w:p>
       <w:pPr>
         <w:pStyle w:val="FirstParagraph"/>
@@ -62102,7 +62141,7 @@
           <w:b/>
           <w:bCs/>
         </w:rPr>
-        <w:t xml:space="preserve">Definition 8 (Least squares solution)</w:t>
+        <w:t xml:space="preserve">Definition 10 (Least squares solution)</w:t>
       </w:r>
       <w:r>
         <w:t xml:space="preserve"> </w:t>
@@ -62475,8 +62514,8 @@
         </m:oMath>
       </m:oMathPara>
     </w:p>
-    <w:bookmarkEnd w:id="126"/>
-    <w:bookmarkStart w:id="127" w:name="exm-least-squares"/>
+    <w:bookmarkEnd w:id="128"/>
+    <w:bookmarkStart w:id="129" w:name="exm-least-squares"/>
     <w:p>
       <w:pPr>
         <w:pStyle w:val="FirstParagraph"/>
@@ -63147,8 +63186,8 @@
         <w:t xml:space="preserve">too.</w:t>
       </w:r>
     </w:p>
-    <w:bookmarkEnd w:id="127"/>
-    <w:bookmarkStart w:id="128" w:name="def-normal-equations"/>
+    <w:bookmarkEnd w:id="129"/>
+    <w:bookmarkStart w:id="130" w:name="def-normal-equations"/>
     <w:p>
       <w:pPr>
         <w:pStyle w:val="BodyText"/>
@@ -63158,7 +63197,7 @@
           <w:b/>
           <w:bCs/>
         </w:rPr>
-        <w:t xml:space="preserve">Definition 9 (Normal equations)</w:t>
+        <w:t xml:space="preserve">Definition 11 (Normal equations)</w:t>
       </w:r>
       <w:r>
         <w:t xml:space="preserve"> </w:t>
@@ -63212,7 +63251,7 @@
           <w:rPr>
             <w:rStyle w:val="Hyperlink"/>
           </w:rPr>
-          <w:t xml:space="preserve">Definition 8</w:t>
+          <w:t xml:space="preserve">Definition 10</w:t>
         </w:r>
       </w:hyperlink>
       <w:r>
@@ -63317,8 +63356,8 @@
         <w:t xml:space="preserve">.</w:t>
       </w:r>
     </w:p>
-    <w:bookmarkEnd w:id="128"/>
-    <w:bookmarkStart w:id="129" w:name="thm-normal-equations"/>
+    <w:bookmarkEnd w:id="130"/>
+    <w:bookmarkStart w:id="131" w:name="thm-normal-equations"/>
     <w:p>
       <w:pPr>
         <w:pStyle w:val="BodyText"/>
@@ -63455,7 +63494,7 @@
           <w:rPr>
             <w:rStyle w:val="Hyperlink"/>
           </w:rPr>
-          <w:t xml:space="preserve">Definition 8</w:t>
+          <w:t xml:space="preserve">Definition 10</w:t>
         </w:r>
       </w:hyperlink>
       <w:r>
@@ -63860,7 +63899,7 @@
         <w:t xml:space="preserve">.</w:t>
       </w:r>
     </w:p>
-    <w:bookmarkEnd w:id="129"/>
+    <w:bookmarkEnd w:id="131"/>
     <w:p>
       <w:pPr>
         <w:pStyle w:val="FirstParagraph"/>
@@ -64799,7 +64838,7 @@
                   <m:nor/>
                   <m:sty m:val="p"/>
                 </m:rPr>
-                <m:t>Definition 8</m:t>
+                <m:t>Definition 10</m:t>
               </m:r>
               <m:r>
                 <m:rPr>
@@ -67080,7 +67119,7 @@
         </m:oMath>
       </m:oMathPara>
     </w:p>
-    <w:bookmarkStart w:id="130" w:name="exm-normal-equations"/>
+    <w:bookmarkStart w:id="132" w:name="exm-normal-equations"/>
     <w:p>
       <w:pPr>
         <w:pStyle w:val="FirstParagraph"/>
@@ -68583,8 +68622,8 @@
         <w:t xml:space="preserve">.</w:t>
       </w:r>
     </w:p>
-    <w:bookmarkEnd w:id="130"/>
-    <w:bookmarkStart w:id="131" w:name="exm-normal-equations-rank-deficient"/>
+    <w:bookmarkEnd w:id="132"/>
+    <w:bookmarkStart w:id="133" w:name="exm-normal-equations-rank-deficient"/>
     <w:p>
       <w:pPr>
         <w:pStyle w:val="BodyText"/>
@@ -69423,8 +69462,8 @@
         <w:t xml:space="preserve">as part 3 says.</w:t>
       </w:r>
     </w:p>
-    <w:bookmarkEnd w:id="131"/>
-    <w:bookmarkStart w:id="132" w:name="thm-qr-least-squares"/>
+    <w:bookmarkEnd w:id="133"/>
+    <w:bookmarkStart w:id="134" w:name="thm-qr-least-squares"/>
     <w:p>
       <w:pPr>
         <w:pStyle w:val="BodyText"/>
@@ -69626,7 +69665,7 @@
           <w:rPr>
             <w:rStyle w:val="Hyperlink"/>
           </w:rPr>
-          <w:t xml:space="preserve">Definition 8</w:t>
+          <w:t xml:space="preserve">Definition 10</w:t>
         </w:r>
       </w:hyperlink>
       <w:r>
@@ -69859,7 +69898,7 @@
         <w:t xml:space="preserve">.</w:t>
       </w:r>
     </w:p>
-    <w:bookmarkEnd w:id="132"/>
+    <w:bookmarkEnd w:id="134"/>
     <w:p>
       <w:pPr>
         <w:pStyle w:val="BodyText"/>
@@ -71519,7 +71558,7 @@
         <w:t xml:space="preserve">.</w:t>
       </w:r>
     </w:p>
-    <w:bookmarkStart w:id="133" w:name="exm-qr-least-squares"/>
+    <w:bookmarkStart w:id="135" w:name="exm-qr-least-squares"/>
     <w:p>
       <w:pPr>
         <w:pStyle w:val="BodyText"/>
@@ -72856,8 +72895,8 @@
         <w:t xml:space="preserve">.</w:t>
       </w:r>
     </w:p>
-    <w:bookmarkEnd w:id="133"/>
-    <w:bookmarkStart w:id="134" w:name="def-lu"/>
+    <w:bookmarkEnd w:id="135"/>
+    <w:bookmarkStart w:id="136" w:name="def-lu"/>
     <w:p>
       <w:pPr>
         <w:pStyle w:val="BodyText"/>
@@ -72867,7 +72906,7 @@
           <w:b/>
           <w:bCs/>
         </w:rPr>
-        <w:t xml:space="preserve">Definition 10 (LU factorization)</w:t>
+        <w:t xml:space="preserve">Definition 12 (LU factorization)</w:t>
       </w:r>
       <w:r>
         <w:t xml:space="preserve"> </w:t>
@@ -72981,7 +73020,18 @@
         <w:t xml:space="preserve"> </w:t>
       </w:r>
       <w:r>
-        <w:t xml:space="preserve">unit lower triangular and</w:t>
+        <w:t xml:space="preserve">unit lower triangular (</w:t>
+      </w:r>
+      <w:hyperlink w:anchor="def-unit-lower-triangular-matrix">
+        <w:r>
+          <w:rPr>
+            <w:rStyle w:val="Hyperlink"/>
+          </w:rPr>
+          <w:t xml:space="preserve">Definition 9</w:t>
+        </w:r>
+      </w:hyperlink>
+      <w:r>
+        <w:t xml:space="preserve">) and</w:t>
       </w:r>
       <w:r>
         <w:t xml:space="preserve"> </w:t>
@@ -73012,8 +73062,8 @@
         <w:t xml:space="preserve">).</w:t>
       </w:r>
     </w:p>
-    <w:bookmarkEnd w:id="134"/>
-    <w:bookmarkStart w:id="135" w:name="exm-lu"/>
+    <w:bookmarkEnd w:id="136"/>
+    <w:bookmarkStart w:id="137" w:name="exm-lu"/>
     <w:p>
       <w:pPr>
         <w:pStyle w:val="BodyText"/>
@@ -73486,7 +73536,7 @@
       <w:r>
         <w:t xml:space="preserve"> </w:t>
       </w:r>
-      <w:hyperlink r:id="rId122">
+      <w:hyperlink r:id="rId124">
         <w:r>
           <w:rPr>
             <w:rStyle w:val="Hyperlink"/>
@@ -74365,8 +74415,8 @@
         <w:t xml:space="preserve">.</w:t>
       </w:r>
     </w:p>
-    <w:bookmarkEnd w:id="135"/>
-    <w:bookmarkStart w:id="136" w:name="exm-not-lu"/>
+    <w:bookmarkEnd w:id="137"/>
+    <w:bookmarkStart w:id="138" w:name="exm-not-lu"/>
     <w:p>
       <w:pPr>
         <w:pStyle w:val="BodyText"/>
@@ -74899,8 +74949,8 @@
         <w:t xml:space="preserve">.</w:t>
       </w:r>
     </w:p>
-    <w:bookmarkEnd w:id="136"/>
-    <w:bookmarkStart w:id="137" w:name="thm-lu-solve"/>
+    <w:bookmarkEnd w:id="138"/>
+    <w:bookmarkStart w:id="139" w:name="thm-lu-solve"/>
     <w:p>
       <w:pPr>
         <w:pStyle w:val="BodyText"/>
@@ -74958,7 +75008,7 @@
           <w:rPr>
             <w:rStyle w:val="Hyperlink"/>
           </w:rPr>
-          <w:t xml:space="preserve">Definition 10</w:t>
+          <w:t xml:space="preserve">Definition 12</w:t>
         </w:r>
       </w:hyperlink>
       <w:r>
@@ -75189,7 +75239,7 @@
         <w:t xml:space="preserve">).</w:t>
       </w:r>
     </w:p>
-    <w:bookmarkEnd w:id="137"/>
+    <w:bookmarkEnd w:id="139"/>
     <w:p>
       <w:pPr>
         <w:pStyle w:val="BodyText"/>
@@ -75876,7 +75926,7 @@
         <w:t xml:space="preserve">.</w:t>
       </w:r>
     </w:p>
-    <w:bookmarkStart w:id="138" w:name="exm-lu-solve"/>
+    <w:bookmarkStart w:id="140" w:name="exm-lu-solve"/>
     <w:p>
       <w:pPr>
         <w:pStyle w:val="BodyText"/>
@@ -76723,9 +76773,9 @@
         </m:oMath>
       </m:oMathPara>
     </w:p>
-    <w:bookmarkEnd w:id="138"/>
-    <w:bookmarkStart w:id="147" w:name="refs"/>
-    <w:bookmarkStart w:id="140" w:name="ref-banerjee2014linear"/>
+    <w:bookmarkEnd w:id="140"/>
+    <w:bookmarkStart w:id="149" w:name="refs"/>
+    <w:bookmarkStart w:id="142" w:name="ref-banerjee2014linear"/>
     <w:p>
       <w:pPr>
         <w:pStyle w:val="Bibliography"/>
@@ -76749,7 +76799,7 @@
       <w:r>
         <w:t xml:space="preserve"> </w:t>
       </w:r>
-      <w:hyperlink r:id="rId139">
+      <w:hyperlink r:id="rId141">
         <w:r>
           <w:rPr>
             <w:rStyle w:val="Hyperlink"/>
@@ -76761,8 +76811,8 @@
         <w:t xml:space="preserve">.</w:t>
       </w:r>
     </w:p>
-    <w:bookmarkEnd w:id="140"/>
-    <w:bookmarkStart w:id="142" w:name="ref-zhou2024ls"/>
+    <w:bookmarkEnd w:id="142"/>
+    <w:bookmarkStart w:id="144" w:name="ref-zhou2024ls"/>
     <w:p>
       <w:pPr>
         <w:pStyle w:val="Bibliography"/>
@@ -76786,7 +76836,7 @@
       <w:r>
         <w:t xml:space="preserve"> </w:t>
       </w:r>
-      <w:hyperlink r:id="rId141">
+      <w:hyperlink r:id="rId143">
         <w:r>
           <w:rPr>
             <w:rStyle w:val="Hyperlink"/>
@@ -76798,8 +76848,8 @@
         <w:t xml:space="preserve">.</w:t>
       </w:r>
     </w:p>
-    <w:bookmarkEnd w:id="142"/>
-    <w:bookmarkStart w:id="144" w:name="ref-zhou2024matinv"/>
+    <w:bookmarkEnd w:id="144"/>
+    <w:bookmarkStart w:id="146" w:name="ref-zhou2024matinv"/>
     <w:p>
       <w:pPr>
         <w:pStyle w:val="Bibliography"/>
@@ -76823,7 +76873,7 @@
       <w:r>
         <w:t xml:space="preserve"> </w:t>
       </w:r>
-      <w:hyperlink r:id="rId143">
+      <w:hyperlink r:id="rId145">
         <w:r>
           <w:rPr>
             <w:rStyle w:val="Hyperlink"/>
@@ -76835,8 +76885,8 @@
         <w:t xml:space="preserve">.</w:t>
       </w:r>
     </w:p>
-    <w:bookmarkEnd w:id="144"/>
-    <w:bookmarkStart w:id="146" w:name="ref-zhou2024orthproj"/>
+    <w:bookmarkEnd w:id="146"/>
+    <w:bookmarkStart w:id="148" w:name="ref-zhou2024orthproj"/>
     <w:p>
       <w:pPr>
         <w:pStyle w:val="Bibliography"/>
@@ -76860,7 +76910,7 @@
       <w:r>
         <w:t xml:space="preserve"> </w:t>
       </w:r>
-      <w:hyperlink r:id="rId145">
+      <w:hyperlink r:id="rId147">
         <w:r>
           <w:rPr>
             <w:rStyle w:val="Hyperlink"/>
@@ -76872,10 +76922,10 @@
         <w:t xml:space="preserve">.</w:t>
       </w:r>
     </w:p>
-    <w:bookmarkEnd w:id="146"/>
-    <w:bookmarkEnd w:id="147"/>
     <w:bookmarkEnd w:id="148"/>
     <w:bookmarkEnd w:id="149"/>
+    <w:bookmarkEnd w:id="150"/>
+    <w:bookmarkEnd w:id="151"/>
     <w:sectPr>
       <w:footnotePr>
         <w:numRestart w:val="eachSect"/>
